--- a/7-技术管理/流程制度规范类文件/TJTY-ITSS-0702-运维服务研发成果应用管理制度.docx
+++ b/7-技术管理/流程制度规范类文件/TJTY-ITSS-0702-运维服务研发成果应用管理制度.docx
@@ -204,7 +204,7 @@
                 <w:rFonts w:hint="eastAsia"/>
                 <w:lang w:val="en-US" w:eastAsia="zh-CN"/>
               </w:rPr>
-              <w:t>TJTY-ITSS-0701</w:t>
+              <w:t>TJTY-ITSS-0702</w:t>
             </w:r>
           </w:p>
         </w:tc>
@@ -3397,12 +3397,7 @@
             <w:t xml:space="preserve">4.4. </w:t>
           </w:r>
           <w:r>
-            <w:t>综合管理</w:t>
-          </w:r>
-          <w:bookmarkStart w:id="43" w:name="_GoBack"/>
-          <w:bookmarkEnd w:id="43"/>
-          <w:r>
-            <w:t>部</w:t>
+            <w:t>综合管理部</w:t>
           </w:r>
           <w:r>
             <w:tab/>
@@ -4621,8 +4616,101 @@
         <w:bidi w:val="0"/>
         <w:adjustRightInd w:val="0"/>
         <w:snapToGrid w:val="0"/>
+        <w:jc w:val="center"/>
         <w:textAlignment w:val="baseline"/>
+        <w:rPr>
+          <w:rFonts w:hint="eastAsia" w:eastAsia="宋体"/>
+          <w:lang w:val="en-US" w:eastAsia="zh-CN"/>
+        </w:rPr>
       </w:pPr>
+      <w:r>
+        <w:fldChar w:fldCharType="end"/>
+      </w:r>
+      <w:r>
+        <w:rPr>
+          <w:rFonts w:hint="eastAsia"/>
+          <w:lang w:val="en-US" w:eastAsia="zh-CN"/>
+        </w:rPr>
+        <w:t>表目录</w:t>
+      </w:r>
+    </w:p>
+    <w:p>
+      <w:pPr>
+        <w:pStyle w:val="17"/>
+        <w:tabs>
+          <w:tab w:val="right" w:leader="dot" w:pos="8306"/>
+        </w:tabs>
+      </w:pPr>
+      <w:r>
+        <w:fldChar w:fldCharType="begin"/>
+      </w:r>
+      <w:r>
+        <w:instrText xml:space="preserve">TOC \h \c "图"</w:instrText>
+      </w:r>
+      <w:r>
+        <w:fldChar w:fldCharType="separate"/>
+      </w:r>
+      <w:r>
+        <w:fldChar w:fldCharType="begin"/>
+      </w:r>
+      <w:r>
+        <w:instrText xml:space="preserve"> HYPERLINK \l _Toc21503 </w:instrText>
+      </w:r>
+      <w:r>
+        <w:fldChar w:fldCharType="separate"/>
+      </w:r>
+      <w:r>
+        <w:rPr>
+          <w:rFonts w:hint="eastAsia"/>
+          <w:lang w:val="en-US" w:eastAsia="zh-CN"/>
+        </w:rPr>
+        <w:t xml:space="preserve">图 </w:t>
+      </w:r>
+      <w:r>
+        <w:rPr>
+          <w:rFonts w:hint="default"/>
+          <w:lang w:val="en-US" w:eastAsia="zh-CN"/>
+        </w:rPr>
+        <w:t>6</w:t>
+      </w:r>
+      <w:r>
+        <w:rPr>
+          <w:rFonts w:hint="eastAsia"/>
+          <w:lang w:val="en-US" w:eastAsia="zh-CN"/>
+        </w:rPr>
+        <w:t>-</w:t>
+      </w:r>
+      <w:r>
+        <w:t xml:space="preserve">1 </w:t>
+      </w:r>
+      <w:r>
+        <w:rPr>
+          <w:rFonts w:hint="eastAsia"/>
+          <w:lang w:val="en-US" w:eastAsia="zh-CN"/>
+        </w:rPr>
+        <w:t xml:space="preserve"> </w:t>
+      </w:r>
+      <w:r>
+        <w:t>技术成果应用流程图</w:t>
+      </w:r>
+      <w:r>
+        <w:tab/>
+      </w:r>
+      <w:r>
+        <w:fldChar w:fldCharType="begin"/>
+      </w:r>
+      <w:r>
+        <w:instrText xml:space="preserve"> PAGEREF _Toc21503 \h </w:instrText>
+      </w:r>
+      <w:r>
+        <w:fldChar w:fldCharType="separate"/>
+      </w:r>
+      <w:r>
+        <w:t>8</w:t>
+      </w:r>
+      <w:r>
+        <w:fldChar w:fldCharType="end"/>
+      </w:r>
       <w:r>
         <w:fldChar w:fldCharType="end"/>
       </w:r>
@@ -4648,6 +4736,11 @@
           <w:lang w:val="en-US" w:eastAsia="zh-CN"/>
         </w:rPr>
       </w:pPr>
+      <w:r>
+        <w:fldChar w:fldCharType="end"/>
+      </w:r>
+      <w:bookmarkStart w:id="44" w:name="_GoBack"/>
+      <w:bookmarkEnd w:id="44"/>
       <w:r>
         <w:rPr>
           <w:rFonts w:hint="default"/>
@@ -5515,8 +5608,8 @@
         <w:pStyle w:val="31"/>
         <w:bidi w:val="0"/>
       </w:pPr>
-      <w:bookmarkStart w:id="7" w:name="heading_4"/>
-      <w:bookmarkStart w:id="8" w:name="_Toc4730"/>
+      <w:bookmarkStart w:id="7" w:name="_Toc4730"/>
+      <w:bookmarkStart w:id="8" w:name="heading_4"/>
       <w:r>
         <w:t>术语和定义</w:t>
       </w:r>
@@ -7926,8 +8019,8 @@
         <w:pStyle w:val="31"/>
         <w:bidi w:val="0"/>
       </w:pPr>
-      <w:bookmarkStart w:id="21" w:name="heading_10"/>
-      <w:bookmarkStart w:id="22" w:name="_Toc27801"/>
+      <w:bookmarkStart w:id="21" w:name="_Toc27801"/>
+      <w:bookmarkStart w:id="22" w:name="heading_10"/>
       <w:r>
         <w:t>成果分类与分级</w:t>
       </w:r>
@@ -8940,6 +9033,7 @@
         </w:rPr>
         <w:fldChar w:fldCharType="end"/>
       </w:r>
+      <w:bookmarkStart w:id="26" w:name="_Toc21503"/>
       <w:r>
         <w:rPr>
           <w:rFonts w:hint="eastAsia"/>
@@ -8950,6 +9044,7 @@
       <w:r>
         <w:t>技术成果应用流程图</w:t>
       </w:r>
+      <w:bookmarkEnd w:id="26"/>
     </w:p>
     <w:p>
       <w:pPr>
@@ -8967,7 +9062,7 @@
           <w:lang w:eastAsia="zh-CN"/>
         </w:rPr>
         <w:object>
-          <v:shape id="_x0000_i1027" o:spt="75" alt="" type="#_x0000_t75" style="height:409.75pt;width:116.4pt;" o:ole="t" filled="f" o:preferrelative="t" stroked="f" coordsize="21600,21600">
+          <v:shape id="_x0000_i1025" o:spt="75" type="#_x0000_t75" style="height:409.75pt;width:116.4pt;" o:ole="t" filled="f" o:preferrelative="t" stroked="f" coordsize="21600,21600">
             <v:path/>
             <v:fill on="f" focussize="0,0"/>
             <v:stroke on="f"/>
@@ -8976,7 +9071,7 @@
             <w10:wrap type="none"/>
             <w10:anchorlock/>
           </v:shape>
-          <o:OLEObject Type="Embed" ProgID="Visio.Drawing.15" ShapeID="_x0000_i1027" DrawAspect="Content" ObjectID="_1468075725" r:id="rId6">
+          <o:OLEObject Type="Embed" ProgID="Visio.Drawing.15" ShapeID="_x0000_i1025" DrawAspect="Content" ObjectID="_1468075725" r:id="rId6">
             <o:LockedField>false</o:LockedField>
           </o:OLEObject>
         </w:object>
@@ -8987,13 +9082,13 @@
         <w:pStyle w:val="33"/>
         <w:bidi w:val="0"/>
       </w:pPr>
-      <w:bookmarkStart w:id="26" w:name="heading_12"/>
-      <w:bookmarkStart w:id="27" w:name="_Toc28612"/>
+      <w:bookmarkStart w:id="27" w:name="heading_12"/>
+      <w:bookmarkStart w:id="28" w:name="_Toc28612"/>
       <w:r>
         <w:t>成果验收与移交</w:t>
       </w:r>
-      <w:bookmarkEnd w:id="26"/>
       <w:bookmarkEnd w:id="27"/>
+      <w:bookmarkEnd w:id="28"/>
     </w:p>
     <w:p>
       <w:pPr>
@@ -9112,7 +9207,7 @@
         </w:rPr>
         <w:fldChar w:fldCharType="end"/>
       </w:r>
-      <w:bookmarkStart w:id="28" w:name="_Toc31965"/>
+      <w:bookmarkStart w:id="29" w:name="_Toc31965"/>
       <w:r>
         <w:rPr>
           <w:rFonts w:hint="eastAsia"/>
@@ -9123,7 +9218,7 @@
       <w:r>
         <w:t>成果验收移交表</w:t>
       </w:r>
-      <w:bookmarkEnd w:id="28"/>
+      <w:bookmarkEnd w:id="29"/>
     </w:p>
     <w:tbl>
       <w:tblPr>
@@ -10045,7 +10140,7 @@
         </w:rPr>
         <w:fldChar w:fldCharType="end"/>
       </w:r>
-      <w:bookmarkStart w:id="29" w:name="_Toc3023"/>
+      <w:bookmarkStart w:id="30" w:name="_Toc3023"/>
       <w:r>
         <w:rPr>
           <w:rFonts w:hint="eastAsia"/>
@@ -10056,7 +10151,7 @@
       <w:r>
         <w:t>成果移交内容清单</w:t>
       </w:r>
-      <w:bookmarkEnd w:id="29"/>
+      <w:bookmarkEnd w:id="30"/>
     </w:p>
     <w:tbl>
       <w:tblPr>
@@ -10932,13 +11027,13 @@
         <w:pStyle w:val="33"/>
         <w:bidi w:val="0"/>
       </w:pPr>
-      <w:bookmarkStart w:id="30" w:name="heading_13"/>
-      <w:bookmarkStart w:id="31" w:name="_Toc7878"/>
+      <w:bookmarkStart w:id="31" w:name="heading_13"/>
+      <w:bookmarkStart w:id="32" w:name="_Toc7878"/>
       <w:r>
         <w:t>成果试点应用</w:t>
       </w:r>
-      <w:bookmarkEnd w:id="30"/>
       <w:bookmarkEnd w:id="31"/>
+      <w:bookmarkEnd w:id="32"/>
     </w:p>
     <w:p>
       <w:pPr>
@@ -11057,7 +11152,7 @@
         </w:rPr>
         <w:fldChar w:fldCharType="end"/>
       </w:r>
-      <w:bookmarkStart w:id="32" w:name="_Toc9733"/>
+      <w:bookmarkStart w:id="33" w:name="_Toc9733"/>
       <w:r>
         <w:rPr>
           <w:rFonts w:hint="eastAsia"/>
@@ -11068,7 +11163,7 @@
       <w:r>
         <w:t>成果试点应用表</w:t>
       </w:r>
-      <w:bookmarkEnd w:id="32"/>
+      <w:bookmarkEnd w:id="33"/>
     </w:p>
     <w:tbl>
       <w:tblPr>
@@ -12140,7 +12235,7 @@
         </w:rPr>
         <w:fldChar w:fldCharType="end"/>
       </w:r>
-      <w:bookmarkStart w:id="33" w:name="_Toc11216"/>
+      <w:bookmarkStart w:id="34" w:name="_Toc11216"/>
       <w:r>
         <w:rPr>
           <w:rFonts w:hint="eastAsia"/>
@@ -12151,7 +12246,7 @@
       <w:r>
         <w:t>试点方案内容要求</w:t>
       </w:r>
-      <w:bookmarkEnd w:id="33"/>
+      <w:bookmarkEnd w:id="34"/>
     </w:p>
     <w:tbl>
       <w:tblPr>
@@ -12889,13 +12984,13 @@
         <w:pStyle w:val="33"/>
         <w:bidi w:val="0"/>
       </w:pPr>
-      <w:bookmarkStart w:id="34" w:name="heading_14"/>
-      <w:bookmarkStart w:id="35" w:name="_Toc25117"/>
+      <w:bookmarkStart w:id="35" w:name="heading_14"/>
+      <w:bookmarkStart w:id="36" w:name="_Toc25117"/>
       <w:r>
         <w:t>成果正式应用</w:t>
       </w:r>
-      <w:bookmarkEnd w:id="34"/>
       <w:bookmarkEnd w:id="35"/>
+      <w:bookmarkEnd w:id="36"/>
     </w:p>
     <w:p>
       <w:pPr>
@@ -13014,7 +13109,7 @@
         </w:rPr>
         <w:fldChar w:fldCharType="end"/>
       </w:r>
-      <w:bookmarkStart w:id="36" w:name="_Toc30030"/>
+      <w:bookmarkStart w:id="37" w:name="_Toc30030"/>
       <w:r>
         <w:rPr>
           <w:rFonts w:hint="eastAsia"/>
@@ -13025,7 +13120,7 @@
       <w:r>
         <w:t>成果正式应用表</w:t>
       </w:r>
-      <w:bookmarkEnd w:id="36"/>
+      <w:bookmarkEnd w:id="37"/>
     </w:p>
     <w:tbl>
       <w:tblPr>
@@ -14135,13 +14230,13 @@
         <w:pStyle w:val="33"/>
         <w:bidi w:val="0"/>
       </w:pPr>
-      <w:bookmarkStart w:id="37" w:name="heading_15"/>
-      <w:bookmarkStart w:id="38" w:name="_Toc27314"/>
+      <w:bookmarkStart w:id="38" w:name="heading_15"/>
+      <w:bookmarkStart w:id="39" w:name="_Toc27314"/>
       <w:r>
         <w:t>成果推广与培训</w:t>
       </w:r>
-      <w:bookmarkEnd w:id="37"/>
       <w:bookmarkEnd w:id="38"/>
+      <w:bookmarkEnd w:id="39"/>
     </w:p>
     <w:p>
       <w:pPr>
@@ -14260,7 +14355,7 @@
         </w:rPr>
         <w:fldChar w:fldCharType="end"/>
       </w:r>
-      <w:bookmarkStart w:id="39" w:name="_Toc23435"/>
+      <w:bookmarkStart w:id="40" w:name="_Toc23435"/>
       <w:r>
         <w:rPr>
           <w:rFonts w:hint="eastAsia"/>
@@ -14271,7 +14366,7 @@
       <w:r>
         <w:t>成果推广培训表</w:t>
       </w:r>
-      <w:bookmarkEnd w:id="39"/>
+      <w:bookmarkEnd w:id="40"/>
     </w:p>
     <w:tbl>
       <w:tblPr>
@@ -15231,13 +15326,13 @@
         <w:pStyle w:val="33"/>
         <w:bidi w:val="0"/>
       </w:pPr>
-      <w:bookmarkStart w:id="40" w:name="heading_16"/>
       <w:bookmarkStart w:id="41" w:name="_Toc19993"/>
+      <w:bookmarkStart w:id="42" w:name="heading_16"/>
       <w:r>
         <w:t>成果效果评估</w:t>
       </w:r>
-      <w:bookmarkEnd w:id="40"/>
       <w:bookmarkEnd w:id="41"/>
+      <w:bookmarkEnd w:id="42"/>
     </w:p>
     <w:p>
       <w:pPr>
@@ -15356,7 +15451,7 @@
         </w:rPr>
         <w:fldChar w:fldCharType="end"/>
       </w:r>
-      <w:bookmarkStart w:id="42" w:name="_Toc24453"/>
+      <w:bookmarkStart w:id="43" w:name="_Toc24453"/>
       <w:r>
         <w:rPr>
           <w:rFonts w:hint="eastAsia"/>
@@ -15367,7 +15462,7 @@
       <w:r>
         <w:t>成果效果评估表</w:t>
       </w:r>
-      <w:bookmarkEnd w:id="42"/>
+      <w:bookmarkEnd w:id="43"/>
     </w:p>
     <w:tbl>
       <w:tblPr>
@@ -15405,12 +15500,6 @@
             <w:insideH w:val="none" w:color="DEE0E3" w:sz="0" w:space="0"/>
             <w:insideV w:val="none" w:color="DEE0E3" w:sz="0" w:space="0"/>
           </w:tblBorders>
-          <w:tblCellMar>
-            <w:top w:w="0" w:type="dxa"/>
-            <w:left w:w="10" w:type="dxa"/>
-            <w:bottom w:w="0" w:type="dxa"/>
-            <w:right w:w="10" w:type="dxa"/>
-          </w:tblCellMar>
         </w:tblPrEx>
         <w:trPr>
           <w:trHeight w:val="0" w:hRule="atLeast"/>
@@ -15899,10 +15988,19 @@
               <w:ind w:left="0" w:leftChars="0" w:right="0" w:rightChars="0" w:firstLine="0" w:firstLineChars="0"/>
               <w:jc w:val="center"/>
               <w:rPr>
-                <w:rFonts w:ascii="Arial" w:eastAsia="宋体"/>
+                <w:rFonts w:hint="default" w:ascii="Arial" w:eastAsia="宋体"/>
                 <w:sz w:val="24"/>
-              </w:rPr>
-            </w:pPr>
+                <w:lang w:val="en-US" w:eastAsia="zh-CN"/>
+              </w:rPr>
+            </w:pPr>
+            <w:r>
+              <w:rPr>
+                <w:rFonts w:hint="eastAsia"/>
+                <w:sz w:val="24"/>
+                <w:lang w:val="en-US" w:eastAsia="zh-CN"/>
+              </w:rPr>
+              <w:t>人力成本降低，资源消耗减少</w:t>
+            </w:r>
           </w:p>
         </w:tc>
         <w:tc>
@@ -15930,10 +16028,19 @@
               <w:ind w:left="0" w:leftChars="0" w:right="0" w:rightChars="0" w:firstLine="0" w:firstLineChars="0"/>
               <w:jc w:val="center"/>
               <w:rPr>
-                <w:rFonts w:ascii="Arial" w:eastAsia="宋体"/>
+                <w:rFonts w:hint="default" w:ascii="Arial" w:eastAsia="宋体"/>
                 <w:sz w:val="24"/>
-              </w:rPr>
-            </w:pPr>
+                <w:lang w:val="en-US" w:eastAsia="zh-CN"/>
+              </w:rPr>
+            </w:pPr>
+            <w:r>
+              <w:rPr>
+                <w:rFonts w:hint="eastAsia"/>
+                <w:sz w:val="24"/>
+                <w:lang w:val="en-US" w:eastAsia="zh-CN"/>
+              </w:rPr>
+              <w:t>成本核算对比分析</w:t>
+            </w:r>
           </w:p>
         </w:tc>
       </w:tr>
